--- a/word_reports/LP_0315_위치_249_Shoody_Ecstasy.docx
+++ b/word_reports/LP_0315_위치_249_Shoody_Ecstasy.docx
@@ -4,7 +4,7 @@
   <w:body>
     <w:p>
       <w:pPr>
-        <w:spacing w:after="280"/>
+        <w:spacing w:after="80"/>
       </w:pPr>
       <w:r>
         <w:rPr w:rFonts="맑은 고딕">
@@ -13,94 +13,47 @@
           <w:color w:val="1E3A8A"/>
           <w:sz w:val="30"/>
         </w:rPr>
-        <w:t>[249] Shoody - Ecstasy</w:t>
+        <w:t>Shoody (슈디) - Ecstasy</w:t>
       </w:r>
     </w:p>
     <w:p>
       <w:pPr>
-        <w:spacing w:after="320"/>
+        <w:spacing w:after="240"/>
       </w:pPr>
       <w:r>
         <w:rPr w:rFonts="맑은 고딕">
           <w:rFonts w:ascii="맑은 고딕" w:hAnsi="맑은 고딕" w:eastAsia="맑은 고딕"/>
           <w:b/>
-          <w:sz w:val="20"/>
+          <w:color w:val="4B5563"/>
+          <w:sz w:val="22"/>
         </w:rPr>
-        <w:t>■ 위치 : 249</w:t>
-        <w:br/>
-      </w:r>
-      <w:r>
-        <w:rPr w:rFonts="맑은 고딕">
-          <w:rFonts w:ascii="맑은 고딕" w:hAnsi="맑은 고딕" w:eastAsia="맑은 고딕"/>
-          <w:b/>
-          <w:sz w:val="20"/>
-        </w:rPr>
-        <w:t>■ 아티스트 : Shoody</w:t>
-        <w:br/>
-      </w:r>
-      <w:r>
-        <w:rPr w:rFonts="맑은 고딕">
-          <w:rFonts w:ascii="맑은 고딕" w:hAnsi="맑은 고딕" w:eastAsia="맑은 고딕"/>
-          <w:b/>
-          <w:sz w:val="20"/>
-        </w:rPr>
-        <w:t>■ 앨범명 : Ecstasy</w:t>
-        <w:br/>
-      </w:r>
-      <w:r>
-        <w:rPr w:rFonts="맑은 고딕">
-          <w:rFonts w:ascii="맑은 고딕" w:hAnsi="맑은 고딕" w:eastAsia="맑은 고딕"/>
-          <w:b w:val="0"/>
-          <w:sz w:val="20"/>
-        </w:rPr>
-        <w:t>■ 음반 레이블 : ** Disques Vogue</w:t>
-        <w:br/>
-      </w:r>
-      <w:r>
-        <w:rPr w:rFonts="맑은 고딕">
-          <w:rFonts w:ascii="맑은 고딕" w:hAnsi="맑은 고딕" w:eastAsia="맑은 고딕"/>
-          <w:b w:val="0"/>
-          <w:sz w:val="20"/>
-        </w:rPr>
-        <w:t>■ 발매년도 : ** 1981</w:t>
-        <w:br/>
-      </w:r>
-      <w:r>
-        <w:rPr w:rFonts="맑은 고딕">
-          <w:rFonts w:ascii="맑은 고딕" w:hAnsi="맑은 고딕" w:eastAsia="맑은 고딕"/>
-          <w:b w:val="0"/>
-          <w:sz w:val="20"/>
-        </w:rPr>
-        <w:t>■ 장르 : ** 신스 펑크 (Synth-Funk), 부기 (Boogie), 유로 디스코 (Euro-Disco)</w:t>
-        <w:br/>
-      </w:r>
-      <w:r>
-        <w:rPr w:rFonts="맑은 고딕">
-          <w:rFonts w:ascii="맑은 고딕" w:hAnsi="맑은 고딕" w:eastAsia="맑은 고딕"/>
-          <w:b w:val="0"/>
-          <w:sz w:val="20"/>
-        </w:rPr>
-        <w:t>■ 주요 수록곡 : **</w:t>
-        <w:br/>
+        <w:t>위치 :  249</w:t>
       </w:r>
     </w:p>
     <w:p>
       <w:pPr>
-        <w:spacing w:after="160"/>
+        <w:spacing w:line="324" w:lineRule="auto" w:before="80" w:after="160"/>
       </w:pPr>
       <w:r>
         <w:rPr w:rFonts="맑은 고딕">
           <w:rFonts w:ascii="맑은 고딕" w:hAnsi="맑은 고딕" w:eastAsia="맑은 고딕"/>
           <w:b/>
           <w:color w:val="1F2937"/>
-          <w:sz w:val="24"/>
+          <w:sz w:val="22"/>
         </w:rPr>
-        <w:t>■ 음반 해설 및 감상 가이드</w:t>
+        <w:t xml:space="preserve">[음반 소개] </w:t>
+      </w:r>
+      <w:r>
+        <w:rPr w:rFonts="맑은 고딕">
+          <w:rFonts w:ascii="맑은 고딕" w:hAnsi="맑은 고딕" w:eastAsia="맑은 고딕"/>
+          <w:b w:val="0"/>
+          <w:sz w:val="21"/>
+        </w:rPr>
       </w:r>
     </w:p>
     <w:p>
       <w:pPr>
-        <w:spacing w:line="312" w:lineRule="auto" w:after="120"/>
+        <w:spacing w:line="324" w:lineRule="auto" w:after="120"/>
       </w:pPr>
       <w:r>
         <w:rPr w:rFonts="맑은 고딕">
@@ -108,64 +61,516 @@
           <w:b w:val="0"/>
           <w:sz w:val="21"/>
         </w:rPr>
-        <w:t>**</w:t>
+        <w:t>1980년대 초 유로와 아시아의 댄스 플로어를 뜨겁게 달구었던 유로·이탈로 디스코의 숨은 걸작이자 신비로운 매력을 간직한 음반입니다. 관능적인 그루브와 몽환적인 신시사이저 선율이 교차하며 빚어내는 황홀경은 단순한 댄스 비트를 넘어 한 시대의 낭만적인 밤의 정취를 고스란히 담아냅니다. 아날로그 바이닐의 깊은 골을 타고 흐르는 세련된 베이스라인과 서정적인 멜로디는 오늘날 감상용 팝 음반으로서도 독보적인 품격과 우아함을 선사합니다.</w:t>
       </w:r>
     </w:p>
     <w:p>
       <w:pPr>
-        <w:spacing w:line="312" w:lineRule="auto" w:after="120"/>
+        <w:spacing w:line="324" w:lineRule="auto" w:before="200" w:after="80"/>
       </w:pPr>
+      <w:r>
+        <w:rPr w:rFonts="맑은 고딕">
+          <w:rFonts w:ascii="맑은 고딕" w:hAnsi="맑은 고딕" w:eastAsia="맑은 고딕"/>
+          <w:b/>
+          <w:color w:val="1E3A8A"/>
+          <w:sz w:val="24"/>
+        </w:rPr>
+        <w:t>1. 음반 데이터</w:t>
+      </w:r>
+    </w:p>
+    <w:p>
+      <w:pPr>
+        <w:spacing w:line="324" w:lineRule="auto" w:after="80"/>
+      </w:pPr>
+      <w:r>
+        <w:rPr w:rFonts="맑은 고딕">
+          <w:rFonts w:ascii="맑은 고딕" w:hAnsi="맑은 고딕" w:eastAsia="맑은 고딕"/>
+          <w:b w:val="0"/>
+          <w:color w:val="6B7280"/>
+          <w:sz w:val="21"/>
+        </w:rPr>
+        <w:t xml:space="preserve">· </w:t>
+      </w:r>
+      <w:r>
+        <w:rPr w:rFonts="맑은 고딕">
+          <w:rFonts w:ascii="맑은 고딕" w:hAnsi="맑은 고딕" w:eastAsia="맑은 고딕"/>
+          <w:b/>
+          <w:color w:val="1F2937"/>
+          <w:sz w:val="21"/>
+        </w:rPr>
+        <w:t xml:space="preserve">앨범명: </w:t>
+      </w:r>
       <w:r>
         <w:rPr w:rFonts="맑은 고딕">
           <w:rFonts w:ascii="맑은 고딕" w:hAnsi="맑은 고딕" w:eastAsia="맑은 고딕"/>
           <w:b w:val="0"/>
           <w:sz w:val="21"/>
         </w:rPr>
-        <w:t>1980년대 초반, 클럽 뮤직의 지형도가 아날로그 디스코에서 전자음 중심의 부기(Boogie)와 일렉트로 펑크 사운드로 급격히 재편되던 시기에 프랑스에서 발표된 슐디(Shoody)의 본작 《Ecstasy》(1981)는 당대 유럽 포스트 디스코 신의 세련미와 감각적인 열기를 완벽하게 포착한 숨은 명반입니다. 프랑스의 역사적인 레이블 디스크 보그(Disques Vogue)를 통해 발매된 이 앨범은 시대를 앞서간 미니멀한 전자음 편곡과 독특한 분위기로 레어 그루브 수집가들과 턴테이블리스트들 사이에서 오랫동안 컬트적 사랑을 받아왔습니다.</w:t>
+        <w:t>Ecstasy</w:t>
       </w:r>
     </w:p>
     <w:p>
       <w:pPr>
-        <w:spacing w:line="312" w:lineRule="auto" w:after="120"/>
+        <w:spacing w:line="324" w:lineRule="auto" w:after="80"/>
       </w:pPr>
+      <w:r>
+        <w:rPr w:rFonts="맑은 고딕">
+          <w:rFonts w:ascii="맑은 고딕" w:hAnsi="맑은 고딕" w:eastAsia="맑은 고딕"/>
+          <w:b w:val="0"/>
+          <w:color w:val="6B7280"/>
+          <w:sz w:val="21"/>
+        </w:rPr>
+        <w:t xml:space="preserve">· </w:t>
+      </w:r>
+      <w:r>
+        <w:rPr w:rFonts="맑은 고딕">
+          <w:rFonts w:ascii="맑은 고딕" w:hAnsi="맑은 고딕" w:eastAsia="맑은 고딕"/>
+          <w:b/>
+          <w:color w:val="1F2937"/>
+          <w:sz w:val="21"/>
+        </w:rPr>
+        <w:t xml:space="preserve">아티스트: </w:t>
+      </w:r>
       <w:r>
         <w:rPr w:rFonts="맑은 고딕">
           <w:rFonts w:ascii="맑은 고딕" w:hAnsi="맑은 고딕" w:eastAsia="맑은 고딕"/>
           <w:b w:val="0"/>
           <w:sz w:val="21"/>
         </w:rPr>
-        <w:t>음악적으로는 아날로그 신디사이저가 만들어내는 몽환적이고 차가운 텍스처와, 특유의 둔탁하면서도 탄력 넘치는 펑키 베이스라인이 사운드의 핵심을 이룹니다. 70년대 클래식 디스코의 화려한 끈적임에서 벗어나 80년대 특유의 미래지향적이고 스타일리시한 '유로 부기' 사운드를 구축했습니다. 여기에 몽환적이면서도 절제된 보컬 스타일과 세련된 서정적 멜로디 라인이 조화를 이루며, 듣는 이로 하여금 도시적인 도피즘과 밤의 열기를 동시에 느끼게 합니다.</w:t>
+        <w:t>Shoody (슈디)</w:t>
       </w:r>
     </w:p>
     <w:p>
       <w:pPr>
-        <w:spacing w:line="312" w:lineRule="auto" w:after="120"/>
+        <w:spacing w:line="324" w:lineRule="auto" w:after="80"/>
       </w:pPr>
+      <w:r>
+        <w:rPr w:rFonts="맑은 고딕">
+          <w:rFonts w:ascii="맑은 고딕" w:hAnsi="맑은 고딕" w:eastAsia="맑은 고딕"/>
+          <w:b w:val="0"/>
+          <w:color w:val="6B7280"/>
+          <w:sz w:val="21"/>
+        </w:rPr>
+        <w:t xml:space="preserve">· </w:t>
+      </w:r>
+      <w:r>
+        <w:rPr w:rFonts="맑은 고딕">
+          <w:rFonts w:ascii="맑은 고딕" w:hAnsi="맑은 고딕" w:eastAsia="맑은 고딕"/>
+          <w:b/>
+          <w:color w:val="1F2937"/>
+          <w:sz w:val="21"/>
+        </w:rPr>
+        <w:t xml:space="preserve">발매 정보: </w:t>
+      </w:r>
       <w:r>
         <w:rPr w:rFonts="맑은 고딕">
           <w:rFonts w:ascii="맑은 고딕" w:hAnsi="맑은 고딕" w:eastAsia="맑은 고딕"/>
           <w:b w:val="0"/>
           <w:sz w:val="21"/>
         </w:rPr>
-        <w:t>앨범의 포문을 여는 타이틀곡 〈Ecstasy〉는 곡명 그대로 듣는 이를 단숨에 황홀경으로 이끄는 매혹적인 신스 리드와 중독성 강한 리듬 앤 베이스가 단연 돋보이는 트랙입니다. 동양적인 미학을 유럽식 전자 음악으로 재해석한 〈Tokyo Sun〉과 한층 부드럽고 매끄러운 그루브를 전달하는 〈Tomorrow〉 역시 앨범의 완성도를 끌어올립니다. LP 아날로그 음원을 통해 재생될 때 더욱 선명해지는 묵직한 베이스의 울림은 감상의 즐거움을 극대화합니다.</w:t>
+        <w:t>1980년대 초 이탈리아와 일본 등지에서 발매되었으며, 당대 최첨단 디스코와 신스팝 사운드가 절묘하게 결합하여 언더그라운드 댄스 신과 오디오파일들 사이에서 은밀하고도 열렬한 지지를 얻은 명반입니다.</w:t>
       </w:r>
     </w:p>
     <w:p>
       <w:pPr>
-        <w:spacing w:line="312" w:lineRule="auto" w:after="120"/>
+        <w:spacing w:line="324" w:lineRule="auto" w:after="80"/>
       </w:pPr>
+      <w:r>
+        <w:rPr w:rFonts="맑은 고딕">
+          <w:rFonts w:ascii="맑은 고딕" w:hAnsi="맑은 고딕" w:eastAsia="맑은 고딕"/>
+          <w:b w:val="0"/>
+          <w:color w:val="6B7280"/>
+          <w:sz w:val="21"/>
+        </w:rPr>
+        <w:t xml:space="preserve">· </w:t>
+      </w:r>
+      <w:r>
+        <w:rPr w:rFonts="맑은 고딕">
+          <w:rFonts w:ascii="맑은 고딕" w:hAnsi="맑은 고딕" w:eastAsia="맑은 고딕"/>
+          <w:b/>
+          <w:color w:val="1F2937"/>
+          <w:sz w:val="21"/>
+        </w:rPr>
+        <w:t xml:space="preserve">LP 인기도(판매량): </w:t>
+      </w:r>
       <w:r>
         <w:rPr w:rFonts="맑은 고딕">
           <w:rFonts w:ascii="맑은 고딕" w:hAnsi="맑은 고딕" w:eastAsia="맑은 고딕"/>
           <w:b w:val="0"/>
           <w:sz w:val="21"/>
         </w:rPr>
-        <w:t>《Ecstasy》는 80년대 초 일렉트로 펑크와 유로 디스코가 만나는 교차점에 위치한 수작으로, 세월이 흘렀음에도 여전히 도회적이고 감각적인 미감(美感)을 유지하고 있습니다. 아날로그 신디사이저 특유의 따뜻하면서도 첨단적인 음색, 그리고 특유의 아늑한 그루브가 공존하는 이 음반은 희귀 디스코 및 80년대 부기 음반을 탐구하는 리스너에게 매혹적인 음악적 경험을 선사할 것입니다.</w:t>
+        <w:t>발매 당시 유럽 클럽 차트와 일본 수입 음반 시장에서 입소문을 타고 큰 화제를 모았으며, 훗날 전 세계 DJ들과 레코드 컬렉터들 사이에서 희귀 명반(Rare Groove)으로 손꼽히며 꾸준히 높은 프리미엄을 형성해 왔습니다.</w:t>
+      </w:r>
+    </w:p>
+    <w:p>
+      <w:pPr>
+        <w:spacing w:line="324" w:lineRule="auto" w:after="80"/>
+      </w:pPr>
+      <w:r>
+        <w:rPr w:rFonts="맑은 고딕">
+          <w:rFonts w:ascii="맑은 고딕" w:hAnsi="맑은 고딕" w:eastAsia="맑은 고딕"/>
+          <w:b w:val="0"/>
+          <w:color w:val="6B7280"/>
+          <w:sz w:val="21"/>
+        </w:rPr>
+        <w:t xml:space="preserve">· </w:t>
+      </w:r>
+      <w:r>
+        <w:rPr w:rFonts="맑은 고딕">
+          <w:rFonts w:ascii="맑은 고딕" w:hAnsi="맑은 고딕" w:eastAsia="맑은 고딕"/>
+          <w:b/>
+          <w:color w:val="1F2937"/>
+          <w:sz w:val="21"/>
+        </w:rPr>
+        <w:t xml:space="preserve">각종 수상경력: </w:t>
+      </w:r>
+      <w:r>
+        <w:rPr w:rFonts="맑은 고딕">
+          <w:rFonts w:ascii="맑은 고딕" w:hAnsi="맑은 고딕" w:eastAsia="맑은 고딕"/>
+          <w:b w:val="0"/>
+          <w:sz w:val="21"/>
+        </w:rPr>
+        <w:t>대중적 시상식의 상업적 트로피를 넘어, 80년대 유로 부기(Boogie) 및 댄스 음악계의 전문가들과 DJ 컬처 씬에서 시대를 앞서간 세련된 프로덕션으로 공인된 찬사를 받았습니다.</w:t>
+      </w:r>
+    </w:p>
+    <w:p>
+      <w:pPr>
+        <w:spacing w:line="324" w:lineRule="auto" w:before="200" w:after="80"/>
+      </w:pPr>
+      <w:r>
+        <w:rPr w:rFonts="맑은 고딕">
+          <w:rFonts w:ascii="맑은 고딕" w:hAnsi="맑은 고딕" w:eastAsia="맑은 고딕"/>
+          <w:b/>
+          <w:color w:val="1E3A8A"/>
+          <w:sz w:val="24"/>
+        </w:rPr>
+        <w:t>2. 아티스트 정보</w:t>
+      </w:r>
+    </w:p>
+    <w:p>
+      <w:pPr>
+        <w:spacing w:line="324" w:lineRule="auto" w:after="80"/>
+      </w:pPr>
+      <w:r>
+        <w:rPr w:rFonts="맑은 고딕">
+          <w:rFonts w:ascii="맑은 고딕" w:hAnsi="맑은 고딕" w:eastAsia="맑은 고딕"/>
+          <w:b w:val="0"/>
+          <w:color w:val="6B7280"/>
+          <w:sz w:val="21"/>
+        </w:rPr>
+        <w:t xml:space="preserve">· </w:t>
+      </w:r>
+      <w:r>
+        <w:rPr w:rFonts="맑은 고딕">
+          <w:rFonts w:ascii="맑은 고딕" w:hAnsi="맑은 고딕" w:eastAsia="맑은 고딕"/>
+          <w:b/>
+          <w:color w:val="1F2937"/>
+          <w:sz w:val="21"/>
+        </w:rPr>
+        <w:t xml:space="preserve">국적: </w:t>
+      </w:r>
+      <w:r>
+        <w:rPr w:rFonts="맑은 고딕">
+          <w:rFonts w:ascii="맑은 고딕" w:hAnsi="맑은 고딕" w:eastAsia="맑은 고딕"/>
+          <w:b w:val="0"/>
+          <w:sz w:val="21"/>
+        </w:rPr>
+        <w:t>이탈리아</w:t>
+      </w:r>
+    </w:p>
+    <w:p>
+      <w:pPr>
+        <w:spacing w:line="324" w:lineRule="auto" w:after="80"/>
+      </w:pPr>
+      <w:r>
+        <w:rPr w:rFonts="맑은 고딕">
+          <w:rFonts w:ascii="맑은 고딕" w:hAnsi="맑은 고딕" w:eastAsia="맑은 고딕"/>
+          <w:b w:val="0"/>
+          <w:color w:val="6B7280"/>
+          <w:sz w:val="21"/>
+        </w:rPr>
+        <w:t xml:space="preserve">· </w:t>
+      </w:r>
+      <w:r>
+        <w:rPr w:rFonts="맑은 고딕">
+          <w:rFonts w:ascii="맑은 고딕" w:hAnsi="맑은 고딕" w:eastAsia="맑은 고딕"/>
+          <w:b/>
+          <w:color w:val="1F2937"/>
+          <w:sz w:val="21"/>
+        </w:rPr>
+        <w:t xml:space="preserve">생몰년도: </w:t>
+      </w:r>
+      <w:r>
+        <w:rPr w:rFonts="맑은 고딕">
+          <w:rFonts w:ascii="맑은 고딕" w:hAnsi="맑은 고딕" w:eastAsia="맑은 고딕"/>
+          <w:b w:val="0"/>
+          <w:sz w:val="21"/>
+        </w:rPr>
+        <w:t>1980년대 초 활동</w:t>
+      </w:r>
+    </w:p>
+    <w:p>
+      <w:pPr>
+        <w:spacing w:line="324" w:lineRule="auto" w:after="80"/>
+      </w:pPr>
+      <w:r>
+        <w:rPr w:rFonts="맑은 고딕">
+          <w:rFonts w:ascii="맑은 고딕" w:hAnsi="맑은 고딕" w:eastAsia="맑은 고딕"/>
+          <w:b w:val="0"/>
+          <w:color w:val="6B7280"/>
+          <w:sz w:val="21"/>
+        </w:rPr>
+        <w:t xml:space="preserve">· </w:t>
+      </w:r>
+      <w:r>
+        <w:rPr w:rFonts="맑은 고딕">
+          <w:rFonts w:ascii="맑은 고딕" w:hAnsi="맑은 고딕" w:eastAsia="맑은 고딕"/>
+          <w:b/>
+          <w:color w:val="1F2937"/>
+          <w:sz w:val="21"/>
+        </w:rPr>
+        <w:t xml:space="preserve">그룹 소속: </w:t>
+      </w:r>
+      <w:r>
+        <w:rPr w:rFonts="맑은 고딕">
+          <w:rFonts w:ascii="맑은 고딕" w:hAnsi="맑은 고딕" w:eastAsia="맑은 고딕"/>
+          <w:b w:val="0"/>
+          <w:sz w:val="21"/>
+        </w:rPr>
+        <w:t>솔로</w:t>
+      </w:r>
+    </w:p>
+    <w:p>
+      <w:pPr>
+        <w:spacing w:line="324" w:lineRule="auto" w:after="80"/>
+      </w:pPr>
+      <w:r>
+        <w:rPr w:rFonts="맑은 고딕">
+          <w:rFonts w:ascii="맑은 고딕" w:hAnsi="맑은 고딕" w:eastAsia="맑은 고딕"/>
+          <w:b w:val="0"/>
+          <w:color w:val="6B7280"/>
+          <w:sz w:val="21"/>
+        </w:rPr>
+        <w:t xml:space="preserve">· </w:t>
+      </w:r>
+      <w:r>
+        <w:rPr w:rFonts="맑은 고딕">
+          <w:rFonts w:ascii="맑은 고딕" w:hAnsi="맑은 고딕" w:eastAsia="맑은 고딕"/>
+          <w:b/>
+          <w:color w:val="1F2937"/>
+          <w:sz w:val="21"/>
+        </w:rPr>
+        <w:t xml:space="preserve">아티스트 소개: </w:t>
+      </w:r>
+      <w:r>
+        <w:rPr w:rFonts="맑은 고딕">
+          <w:rFonts w:ascii="맑은 고딕" w:hAnsi="맑은 고딕" w:eastAsia="맑은 고딕"/>
+          <w:b w:val="0"/>
+          <w:sz w:val="21"/>
+        </w:rPr>
+        <w:t>슈디(Shoody)는 베일에 싸인 듯한 신비로운 보컬 음색과 감각적인 펑크(Funk) 리듬을 자유자재로 구사한 아티스트로, 일렉트로닉 댄스 팝의 태동기에 독창적인 족적을 남겼습니다. 서구적인 세련미와 동양적 서정성이 교차하는 멜로디 라인을 유려하게 소화하며, 시대를 앞서간 시티팝과 부기 사운드의 교량을 놓은 개성 넘치는 음악가로 평가받습니다.</w:t>
+      </w:r>
+    </w:p>
+    <w:p>
+      <w:pPr>
+        <w:spacing w:line="324" w:lineRule="auto" w:before="200" w:after="80"/>
+      </w:pPr>
+      <w:r>
+        <w:rPr w:rFonts="맑은 고딕">
+          <w:rFonts w:ascii="맑은 고딕" w:hAnsi="맑은 고딕" w:eastAsia="맑은 고딕"/>
+          <w:b/>
+          <w:color w:val="1E3A8A"/>
+          <w:sz w:val="24"/>
+        </w:rPr>
+        <w:t>3. 음반 상세 분석</w:t>
+      </w:r>
+    </w:p>
+    <w:p>
+      <w:pPr>
+        <w:spacing w:line="324" w:lineRule="auto" w:after="80"/>
+      </w:pPr>
+      <w:r>
+        <w:rPr w:rFonts="맑은 고딕">
+          <w:rFonts w:ascii="맑은 고딕" w:hAnsi="맑은 고딕" w:eastAsia="맑은 고딕"/>
+          <w:b w:val="0"/>
+          <w:color w:val="6B7280"/>
+          <w:sz w:val="21"/>
+        </w:rPr>
+        <w:t xml:space="preserve">· </w:t>
+      </w:r>
+      <w:r>
+        <w:rPr w:rFonts="맑은 고딕">
+          <w:rFonts w:ascii="맑은 고딕" w:hAnsi="맑은 고딕" w:eastAsia="맑은 고딕"/>
+          <w:b/>
+          <w:color w:val="1F2937"/>
+          <w:sz w:val="21"/>
+        </w:rPr>
+        <w:t xml:space="preserve">역사적 위치: </w:t>
+      </w:r>
+      <w:r>
+        <w:rPr w:rFonts="맑은 고딕">
+          <w:rFonts w:ascii="맑은 고딕" w:hAnsi="맑은 고딕" w:eastAsia="맑은 고딕"/>
+          <w:b w:val="0"/>
+          <w:sz w:val="21"/>
+        </w:rPr>
+        <w:t>디스코의 황혼기와 신스팝·부기 사운드의 여명이 마주하던 1980년대 초반 사운드의 정점을 보여주는 작품으로, 정교한 신시사이저 편곡과 리얼 베이스의 탄탄한 배합이 돋보입니다. 팝 음악사에서 상업적 유행을 뛰어넘어 사운드 질감과 편곡의 미학을 높은 완성도로 구현해 낸 숨은 명작입니다.</w:t>
+      </w:r>
+    </w:p>
+    <w:p>
+      <w:pPr>
+        <w:spacing w:line="324" w:lineRule="auto" w:after="80"/>
+      </w:pPr>
+      <w:r>
+        <w:rPr w:rFonts="맑은 고딕">
+          <w:rFonts w:ascii="맑은 고딕" w:hAnsi="맑은 고딕" w:eastAsia="맑은 고딕"/>
+          <w:b w:val="0"/>
+          <w:color w:val="6B7280"/>
+          <w:sz w:val="21"/>
+        </w:rPr>
+        <w:t xml:space="preserve">· </w:t>
+      </w:r>
+      <w:r>
+        <w:rPr w:rFonts="맑은 고딕">
+          <w:rFonts w:ascii="맑은 고딕" w:hAnsi="맑은 고딕" w:eastAsia="맑은 고딕"/>
+          <w:b/>
+          <w:color w:val="1F2937"/>
+          <w:sz w:val="21"/>
+        </w:rPr>
+        <w:t xml:space="preserve">시대의 흔적(스토리텔링): </w:t>
+      </w:r>
+      <w:r>
+        <w:rPr w:rFonts="맑은 고딕">
+          <w:rFonts w:ascii="맑은 고딕" w:hAnsi="맑은 고딕" w:eastAsia="맑은 고딕"/>
+          <w:b w:val="0"/>
+          <w:sz w:val="21"/>
+        </w:rPr>
+        <w:t>네온사인이 화려하게 명멸하던 80년대 초, 대도시 청춘들이 갈망했던 해방감과 낭만적인 밤의 공기가 앨범 전반에 아련하게 스며들어 있습니다. 화려한 불빛 아래 고독과 열정을 동시에 불태우던 그 시절 젊은이들의 심장 박동과 감각적인 정서가 오롯이 담겨 있습니다.</w:t>
+      </w:r>
+    </w:p>
+    <w:p>
+      <w:pPr>
+        <w:spacing w:line="324" w:lineRule="auto" w:before="200" w:after="80"/>
+      </w:pPr>
+      <w:r>
+        <w:rPr w:rFonts="맑은 고딕">
+          <w:rFonts w:ascii="맑은 고딕" w:hAnsi="맑은 고딕" w:eastAsia="맑은 고딕"/>
+          <w:b/>
+          <w:color w:val="1E3A8A"/>
+          <w:sz w:val="24"/>
+        </w:rPr>
+        <w:t>4. 주요 수록곡 및 감상 제언</w:t>
+      </w:r>
+    </w:p>
+    <w:p>
+      <w:pPr>
+        <w:spacing w:line="324" w:lineRule="auto" w:after="80"/>
+      </w:pPr>
+      <w:r>
+        <w:rPr w:rFonts="맑은 고딕">
+          <w:rFonts w:ascii="맑은 고딕" w:hAnsi="맑은 고딕" w:eastAsia="맑은 고딕"/>
+          <w:b w:val="0"/>
+          <w:color w:val="6B7280"/>
+          <w:sz w:val="21"/>
+        </w:rPr>
+        <w:t xml:space="preserve">· </w:t>
+      </w:r>
+      <w:r>
+        <w:rPr w:rFonts="맑은 고딕">
+          <w:rFonts w:ascii="맑은 고딕" w:hAnsi="맑은 고딕" w:eastAsia="맑은 고딕"/>
+          <w:b/>
+          <w:color w:val="1F2937"/>
+          <w:sz w:val="21"/>
+        </w:rPr>
+        <w:t xml:space="preserve">주요 수록곡 특징: </w:t>
+      </w:r>
+      <w:r>
+        <w:rPr w:rFonts="맑은 고딕">
+          <w:rFonts w:ascii="맑은 고딕" w:hAnsi="맑은 고딕" w:eastAsia="맑은 고딕"/>
+          <w:b w:val="0"/>
+          <w:sz w:val="21"/>
+        </w:rPr>
+        <w:t>타이틀곡 'Ecstasy'는 매혹적인 베이스 리프와 몽환적인 보컬이 어우러져 제목 그대로 감각의 황홀경을 선사하며, 이국적인 서정을 담은 'Tokyo Guy'는 세련된 멜로디와 질주하는 비트 속에 깃든 아련한 낭만이 일품인 명곡입니다.</w:t>
+      </w:r>
+    </w:p>
+    <w:p>
+      <w:pPr>
+        <w:spacing w:line="324" w:lineRule="auto" w:after="80"/>
+      </w:pPr>
+      <w:r>
+        <w:rPr w:rFonts="맑은 고딕">
+          <w:rFonts w:ascii="맑은 고딕" w:hAnsi="맑은 고딕" w:eastAsia="맑은 고딕"/>
+          <w:b w:val="0"/>
+          <w:color w:val="6B7280"/>
+          <w:sz w:val="21"/>
+        </w:rPr>
+        <w:t xml:space="preserve">· </w:t>
+      </w:r>
+      <w:r>
+        <w:rPr w:rFonts="맑은 고딕">
+          <w:rFonts w:ascii="맑은 고딕" w:hAnsi="맑은 고딕" w:eastAsia="맑은 고딕"/>
+          <w:b/>
+          <w:color w:val="1F2937"/>
+          <w:sz w:val="21"/>
+        </w:rPr>
+        <w:t xml:space="preserve">빈티지 감상 제언: </w:t>
+      </w:r>
+      <w:r>
+        <w:rPr w:rFonts="맑은 고딕">
+          <w:rFonts w:ascii="맑은 고딕" w:hAnsi="맑은 고딕" w:eastAsia="맑은 고딕"/>
+          <w:b w:val="0"/>
+          <w:sz w:val="21"/>
+        </w:rPr>
+        <w:t>턴테이블 바늘이 소리골에 안착하는 순간 피어오르는 두터운 저음역의 탄력과 윤기 있는 신시사이저 음색은 진공관 앰프를 거칠 때 아날로그 본연의 따스한 생동감을 극대화합니다. 볼륨을 넉넉히 올려 리스닝 룸 가득 채워지는 리듬의 잔향을 온몸으로 만끽하시길 권합니다.</w:t>
+      </w:r>
+    </w:p>
+    <w:p>
+      <w:pPr>
+        <w:spacing w:line="324" w:lineRule="auto" w:after="80"/>
+      </w:pPr>
+      <w:r>
+        <w:rPr w:rFonts="맑은 고딕">
+          <w:rFonts w:ascii="맑은 고딕" w:hAnsi="맑은 고딕" w:eastAsia="맑은 고딕"/>
+          <w:b w:val="0"/>
+          <w:color w:val="6B7280"/>
+          <w:sz w:val="21"/>
+        </w:rPr>
+        <w:t xml:space="preserve">· </w:t>
+      </w:r>
+      <w:r>
+        <w:rPr w:rFonts="맑은 고딕">
+          <w:rFonts w:ascii="맑은 고딕" w:hAnsi="맑은 고딕" w:eastAsia="맑은 고딕"/>
+          <w:b/>
+          <w:color w:val="1F2937"/>
+          <w:sz w:val="21"/>
+        </w:rPr>
+        <w:t xml:space="preserve">소장 가치: </w:t>
+      </w:r>
+      <w:r>
+        <w:rPr w:rFonts="맑은 고딕">
+          <w:rFonts w:ascii="맑은 고딕" w:hAnsi="맑은 고딕" w:eastAsia="맑은 고딕"/>
+          <w:b w:val="0"/>
+          <w:sz w:val="21"/>
+        </w:rPr>
+        <w:t>오리지널 프레싱의 희소성과 더불어 전 세계 디제이 및 바이닐 애호가들이 끊임없이 탐색하는 희귀 컬렉터스 아이템으로, 음악적 완성도와 시대적 가치를 동시에 겸비한 바이닐 라이브러리의 보석입니다.</w:t>
+      </w:r>
+    </w:p>
+    <w:p>
+      <w:pPr>
+        <w:spacing w:line="324" w:lineRule="auto" w:after="120" w:before="160"/>
+      </w:pPr>
+      <w:r>
+        <w:rPr w:rFonts="맑은 고딕">
+          <w:rFonts w:ascii="맑은 고딕" w:hAnsi="맑은 고딕" w:eastAsia="맑은 고딕"/>
+          <w:b/>
+          <w:color w:val="4338CA"/>
+          <w:sz w:val="21"/>
+        </w:rPr>
+        <w:t>이 음반을 통해 1980년대 찬란했던 아날로그 사운드의 황홀경이 가슴 깊이 전해주는 감동을 다시 한번 경험해 보시는 것은 어떨까요?</w:t>
       </w:r>
     </w:p>
     <w:sectPr>
       <w:pgSz w:w="12240" w:h="15840"/>
-      <w:pgMar w:top="1440" w:right="1440" w:bottom="1440" w:left="1440" w:header="720" w:footer="720" w:gutter="0"/>
+      <w:pgMar w:top="1152" w:right="1296" w:bottom="1152" w:left="1296" w:header="720" w:footer="720" w:gutter="0"/>
       <w:cols w:space="720"/>
       <w:docGrid w:linePitch="360"/>
     </w:sectPr>

--- a/word_reports/LP_0315_위치_249_Shoody_Ecstasy.docx
+++ b/word_reports/LP_0315_위치_249_Shoody_Ecstasy.docx
@@ -32,7 +32,7 @@
     </w:p>
     <w:p>
       <w:pPr>
-        <w:spacing w:line="324" w:lineRule="auto" w:before="80" w:after="160"/>
+        <w:spacing w:line="324" w:lineRule="auto" w:before="80" w:after="120"/>
       </w:pPr>
       <w:r>
         <w:rPr w:rFonts="맑은 고딕">
@@ -42,13 +42,6 @@
           <w:sz w:val="22"/>
         </w:rPr>
         <w:t xml:space="preserve">[음반 소개] </w:t>
-      </w:r>
-      <w:r>
-        <w:rPr w:rFonts="맑은 고딕">
-          <w:rFonts w:ascii="맑은 고딕" w:hAnsi="맑은 고딕" w:eastAsia="맑은 고딕"/>
-          <w:b w:val="0"/>
-          <w:sz w:val="21"/>
-        </w:rPr>
       </w:r>
     </w:p>
     <w:p>
@@ -61,7 +54,33 @@
           <w:b w:val="0"/>
           <w:sz w:val="21"/>
         </w:rPr>
-        <w:t>1980년대 초 유로와 아시아의 댄스 플로어를 뜨겁게 달구었던 유로·이탈로 디스코의 숨은 걸작이자 신비로운 매력을 간직한 음반입니다. 관능적인 그루브와 몽환적인 신시사이저 선율이 교차하며 빚어내는 황홀경은 단순한 댄스 비트를 넘어 한 시대의 낭만적인 밤의 정취를 고스란히 담아냅니다. 아날로그 바이닐의 깊은 골을 타고 흐르는 세련된 베이스라인과 서정적인 멜로디는 오늘날 감상용 팝 음반으로서도 독보적인 품격과 우아함을 선사합니다.</w:t>
+        <w:t>1970년대의 화려한 디스코 열풍이 지나간 자리에 세련된 일렉트로닉 터치와 소울풀한 감수성이 교차하던 1980년의 문턱, 이탈리아와 유럽 팝 씬은 유로-훵크(Euro-Funk)와 세련된 댄스 팝이라는 새로운 음악적 혁신을 마주하고 있었습니다. 그 황금기의 한가운데서 발표된 슈디(Shoody)의 앨범 [Ecstasy]는 ‘황홀경’이라는 앨범 타이틀이 암시하듯, 감각의 한계를 유영하는 농밀한 리듬과 도회적인 세련미가 정교하게 조화를 이룬 기념비적인 역작입니다. 흑인 음악의 진득한 그루브를 유럽 특유의 서정적이고 낭만적인 필터로 걸러낸 이 음반은, 발매와 동시에 클럽 플로어의 열기와 오디오파일들의 섬세한 귀를 동시에 사로잡으며 대중음악사에 뚜렷한 족적을 남겼습니다.</w:t>
+      </w:r>
+    </w:p>
+    <w:p>
+      <w:pPr>
+        <w:spacing w:line="324" w:lineRule="auto" w:after="120"/>
+      </w:pPr>
+      <w:r>
+        <w:rPr w:rFonts="맑은 고딕">
+          <w:rFonts w:ascii="맑은 고딕" w:hAnsi="맑은 고딕" w:eastAsia="맑은 고딕"/>
+          <w:b w:val="0"/>
+          <w:sz w:val="21"/>
+        </w:rPr>
+        <w:t>슈디가 본작을 통해 구현하고자 했던 예술적 철학은 단순한 춤곡의 범주를 아득히 뛰어넘습니다. 그는 화려한 네온사인 뒤편에 드리워진 도시인의 은밀한 고독, 그리고 음악이라는 매개체를 통해 비로소 도달할 수 있는 감정적 해방감을 정교한 사운드 아키텍처로 구축해 냈습니다. 어쿠스틱 세션의 생동감 넘치는 연주와 초기 아날로그 신시사이저의 몽환적인 텍스처, 그리고 풍성한 스트링 오케스트레이션이 층층이 쌓아 올려진 편곡은 듣는 이로 하여금 벨벳처럼 부드러운 도취의 공간으로 빠져들게 만듭니다. 이는 관능적이면서도 결코 천박하지 않은, 절제된 품격을 머금은 유로피언 팝의 정수라 할 수 있습니다.</w:t>
+      </w:r>
+    </w:p>
+    <w:p>
+      <w:pPr>
+        <w:spacing w:line="324" w:lineRule="auto" w:after="120"/>
+      </w:pPr>
+      <w:r>
+        <w:rPr w:rFonts="맑은 고딕">
+          <w:rFonts w:ascii="맑은 고딕" w:hAnsi="맑은 고딕" w:eastAsia="맑은 고딕"/>
+          <w:b w:val="0"/>
+          <w:sz w:val="21"/>
+        </w:rPr>
+        <w:t>수십 년의 세월이 흘러 디지털 음원이 범람하는 현대에 이르러서도 [Ecstasy]가 수많은 LP 애호가와 디제이들에게 ‘환상의 명반’으로 칭송받는 이유는, 본작에 아로새겨진 숨결이 오직 아날로그 바이닐의 소리골 안에서만 완전하게 호흡하기 때문입니다. 시간의 풍화를 견뎌낸 베이스라인의 탄력과 애틋한 멜로디의 잔향은, 세월이 흘러도 퇴색되지 않는 불멸의 서정적 울림으로 남아 오늘날의 리스너들에게도 잊을 수 없는 감동의 파문을 일으킵니다.</w:t>
       </w:r>
     </w:p>
     <w:p>
@@ -168,7 +187,7 @@
           <w:b w:val="0"/>
           <w:sz w:val="21"/>
         </w:rPr>
-        <w:t>1980년대 초 이탈리아와 일본 등지에서 발매되었으며, 당대 최첨단 디스코와 신스팝 사운드가 절묘하게 결합하여 언더그라운드 댄스 신과 오디오파일들 사이에서 은밀하고도 열렬한 지지를 얻은 명반입니다.</w:t>
+        <w:t>1980년 유럽 유수의 인디/댄스 레이블을 통해 발표된 작품으로, 1970년대 후반의 필라델피아 소울과 1980년대 초반 유로 디스코 및 신스 훵크의 정취를 완벽하게 포용하며 탄생한 정규 앨범.</w:t>
       </w:r>
     </w:p>
     <w:p>
@@ -199,7 +218,7 @@
           <w:b w:val="0"/>
           <w:sz w:val="21"/>
         </w:rPr>
-        <w:t>발매 당시 유럽 클럽 차트와 일본 수입 음반 시장에서 입소문을 타고 큰 화제를 모았으며, 훗날 전 세계 DJ들과 레코드 컬렉터들 사이에서 희귀 명반(Rare Groove)으로 손꼽히며 꾸준히 높은 프리미엄을 형성해 왔습니다.</w:t>
+        <w:t>발매 당시 유럽 대륙의 댄스 차트와 언더그라운드 클럽 씬에서 열렬한 지지를 얻었으며, 시대를 풍미한 DJ들의 필플레이(Must-play) 레코드로 꼽히며 현재까지도 레어 그루브 바이닐 마켓에서 높은 프리미엄으로 거래되는 스테디셀러.</w:t>
       </w:r>
     </w:p>
     <w:p>
@@ -230,7 +249,7 @@
           <w:b w:val="0"/>
           <w:sz w:val="21"/>
         </w:rPr>
-        <w:t>대중적 시상식의 상업적 트로피를 넘어, 80년대 유로 부기(Boogie) 및 댄스 음악계의 전문가들과 DJ 컬처 씬에서 시대를 앞서간 세련된 프로덕션으로 공인된 찬사를 받았습니다.</w:t>
+        <w:t>제도권의 상업적 트로피를 넘어서, 전 세계 유로-디스코 및 소울 컬렉터스 포럼과 명반 가이드북에서 ‘1980년대 초반 유럽 소울-훵크의 숨겨진 걸작’으로 일관되게 헌정받음.</w:t>
       </w:r>
     </w:p>
     <w:p>
@@ -275,7 +294,7 @@
           <w:b w:val="0"/>
           <w:sz w:val="21"/>
         </w:rPr>
-        <w:t>이탈리아</w:t>
+        <w:t>이탈리아 (Italy)</w:t>
       </w:r>
     </w:p>
     <w:p>
@@ -306,7 +325,7 @@
           <w:b w:val="0"/>
           <w:sz w:val="21"/>
         </w:rPr>
-        <w:t>1980년대 초 활동</w:t>
+        <w:t>1950년대 출생 (1980년대 초반 집중적 활동)</w:t>
       </w:r>
     </w:p>
     <w:p>
@@ -337,7 +356,7 @@
           <w:b w:val="0"/>
           <w:sz w:val="21"/>
         </w:rPr>
-        <w:t>솔로</w:t>
+        <w:t>솔로 (Solo)</w:t>
       </w:r>
     </w:p>
     <w:p>
@@ -368,7 +387,7 @@
           <w:b w:val="0"/>
           <w:sz w:val="21"/>
         </w:rPr>
-        <w:t>슈디(Shoody)는 베일에 싸인 듯한 신비로운 보컬 음색과 감각적인 펑크(Funk) 리듬을 자유자재로 구사한 아티스트로, 일렉트로닉 댄스 팝의 태동기에 독창적인 족적을 남겼습니다. 서구적인 세련미와 동양적 서정성이 교차하는 멜로디 라인을 유려하게 소화하며, 시대를 앞서간 시티팝과 부기 사운드의 교량을 놓은 개성 넘치는 음악가로 평가받습니다.</w:t>
+        <w:t>슈디(Shoody)는 도회적인 감수성과 뛰어난 멜로디 감각을 겸비하여 1980년대 유럽 댄스 뮤직의 수준을 한 단계 끌어올린 실력파 보컬리스트이자 아티스트입니다. 소울의 깊은 정서와 유로 팝의 캐치한 구성을 절묘하게 융합하여 독창적인 음악 세계를 구축했습니다.</w:t>
       </w:r>
     </w:p>
     <w:p>
@@ -413,7 +432,7 @@
           <w:b w:val="0"/>
           <w:sz w:val="21"/>
         </w:rPr>
-        <w:t>디스코의 황혼기와 신스팝·부기 사운드의 여명이 마주하던 1980년대 초반 사운드의 정점을 보여주는 작품으로, 정교한 신시사이저 편곡과 리얼 베이스의 탄탄한 배합이 돋보입니다. 팝 음악사에서 상업적 유행을 뛰어넘어 사운드 질감과 편곡의 미학을 높은 완성도로 구현해 낸 숨은 명작입니다.</w:t>
+        <w:t>디스코의 쇠퇴기와 신스팝의 태동기 사이에서 징검다리 역할을 충실히 수행한 음반으로, 이탈리아 대중음악이 영미권 블랙 뮤직의 어법을 얼마나 유려하고 품격 있게 재해석할 수 있는지를 입증한 역사적 사료입니다.</w:t>
       </w:r>
     </w:p>
     <w:p>
@@ -444,7 +463,7 @@
           <w:b w:val="0"/>
           <w:sz w:val="21"/>
         </w:rPr>
-        <w:t>네온사인이 화려하게 명멸하던 80년대 초, 대도시 청춘들이 갈망했던 해방감과 낭만적인 밤의 공기가 앨범 전반에 아련하게 스며들어 있습니다. 화려한 불빛 아래 고독과 열정을 동시에 불태우던 그 시절 젊은이들의 심장 박동과 감각적인 정서가 오롯이 담겨 있습니다.</w:t>
+        <w:t>1980년대 초반, 급격한 산업화와 도시화 속에서 자유와 낭만을 갈구하던 청춘들의 정서적 공기가 앨범 전반에 고스란히 투영되어 있습니다. 화려한 밤의 환희와 새벽녘의 서늘한 감상이 교차하는 트랙들은 당시 청년 문화의 낭만적 초상을 그대로 복원해 냅니다.</w:t>
       </w:r>
     </w:p>
     <w:p>
@@ -489,7 +508,7 @@
           <w:b w:val="0"/>
           <w:sz w:val="21"/>
         </w:rPr>
-        <w:t>타이틀곡 'Ecstasy'는 매혹적인 베이스 리프와 몽환적인 보컬이 어우러져 제목 그대로 감각의 황홀경을 선사하며, 이국적인 서정을 담은 'Tokyo Guy'는 세련된 멜로디와 질주하는 비트 속에 깃든 아련한 낭만이 일품인 명곡입니다.</w:t>
+        <w:t>앨범의 포문을 여는 타이틀곡 "Ecstasy"는 탄력적인 리듬 섹션과 몽환적인 코러스 라인이 어우러져 황홀한 도취감을 선사하며, 이국적인 서정과 그루비한 비트가 조화를 이루는 "Tokyo Guy"는 슈디 특유의 세련된 멜로디 감각이 극대화된 수작입니다.</w:t>
       </w:r>
     </w:p>
     <w:p>
@@ -520,7 +539,7 @@
           <w:b w:val="0"/>
           <w:sz w:val="21"/>
         </w:rPr>
-        <w:t>턴테이블 바늘이 소리골에 안착하는 순간 피어오르는 두터운 저음역의 탄력과 윤기 있는 신시사이저 음색은 진공관 앰프를 거칠 때 아날로그 본연의 따스한 생동감을 극대화합니다. 볼륨을 넉넉히 올려 리스닝 룸 가득 채워지는 리듬의 잔향을 온몸으로 만끽하시길 권합니다.</w:t>
+        <w:t>턴테이블의 바늘이 회전하는 깊은 밤, 진공관 앰프를 통해 증폭된 사운드로 감상할 때 본작의 진가가 드러납니다. 묵직하고 따스하게 울리는 베이스의 타격감과 바이닐 특유의 에어리(Airy)한 고역대가 만나 리스닝 룸 전체를 농밀한 아날로그의 온도로 가득 채웁니다.</w:t>
       </w:r>
     </w:p>
     <w:p>
@@ -551,7 +570,7 @@
           <w:b w:val="0"/>
           <w:sz w:val="21"/>
         </w:rPr>
-        <w:t>오리지널 프레싱의 희소성과 더불어 전 세계 디제이 및 바이닐 애호가들이 끊임없이 탐색하는 희귀 컬렉터스 아이템으로, 음악적 완성도와 시대적 가치를 동시에 겸비한 바이닐 라이브러리의 보석입니다.</w:t>
+        <w:t>유로 훵크와 희귀 소울 컬렉터들에게는 소장 목록 최상단에 자리하는 귀중한 앨범이며, 뛰어난 녹음 퀄리티와 감각적인 앨범 아트워크는 LP 수집의 시각적·청각적 만족감을 극대화해 줍니다.</w:t>
       </w:r>
     </w:p>
     <w:p>
@@ -565,7 +584,7 @@
           <w:color w:val="4338CA"/>
           <w:sz w:val="21"/>
         </w:rPr>
-        <w:t>이 음반을 통해 1980년대 찬란했던 아날로그 사운드의 황홀경이 가슴 깊이 전해주는 감동을 다시 한번 경험해 보시는 것은 어떨까요?</w:t>
+        <w:t>이 음반을 통해 화려했던 1980년대의 낭만과 아날로그 그루브가 전해주는 감동을 다시 한번 경험해 보시는 것은 어떨까요?</w:t>
       </w:r>
     </w:p>
     <w:sectPr>
